--- a/Arquitectura de Sistemas Computacionales/Clases/Clase 7 - Redes y almacenamiento cloud/Taller Clase 7 — Despliegue y storage CloudLite.docx
+++ b/Arquitectura de Sistemas Computacionales/Clases/Clase 7 - Redes y almacenamiento cloud/Taller Clase 7 — Despliegue y storage CloudLite.docx
@@ -507,7 +507,7 @@
           <w:color w:val="2B2B2B"/>
           <w:sz w:val="22"/>
         </w:rPr>
-        <w:t>Entrega en ExamLab (examlab.lovable.app/app · módulo Talleres) · domingo 23:59 (regla del Acuerdo). Un envío por equipo.</w:t>
+        <w:t>Entrega en ExamLab (https://examlab.lovable.app/ · módulo Talleres) · domingo 23:59 (regla del Acuerdo). Un envío por equipo.</w:t>
       </w:r>
     </w:p>
     <w:sectPr>

--- a/Arquitectura de Sistemas Computacionales/Clases/Clase 7 - Redes y almacenamiento cloud/Taller Clase 7 — Despliegue y storage CloudLite.docx
+++ b/Arquitectura de Sistemas Computacionales/Clases/Clase 7 - Redes y almacenamiento cloud/Taller Clase 7 — Despliegue y storage CloudLite.docx
@@ -297,7 +297,7 @@
           <w:color w:val="2B2B2B"/>
           <w:sz w:val="22"/>
         </w:rPr>
-        <w:t>Dibujen Deployment en draw.io (zonas pública/privada/datos).</w:t>
+        <w:t>Paso 1: copien la lista canonica de 5 contenedores de la Clase 4 y asignen cada uno a una de 3 zonas con su subred (zona publica 10.10.1.0/24, zona privada 10.10.2.0/24, zona de datos 10.10.3.0/24), verificando que ningun contenedor quede sin zona y que la base de datos y la cola no queden en la zona publica.</w:t>
       </w:r>
     </w:p>
     <w:p>
@@ -312,7 +312,7 @@
           <w:color w:val="2B2B2B"/>
           <w:sz w:val="22"/>
         </w:rPr>
-        <w:t>Etiqueten puertos y tipo de storage por componente.</w:t>
+        <w:t>Paso 2: escriban en ExamLab el diagrama C4Deployment en Mermaid con 4 Deployment_Node (dispositivo del usuario, zona publica, zona privada y zona de datos), el tamano de cada nodo y los mismos nombres de contenedores, verificando al renderizar que cada relacion lleve puerto y que el nombre de cada contenedor sea identico letra por letra al del C4Container de la Clase 4.</w:t>
       </w:r>
     </w:p>
     <w:p>
@@ -327,7 +327,7 @@
           <w:color w:val="2B2B2B"/>
           <w:sz w:val="22"/>
         </w:rPr>
-        <w:t>Alineen nombres con el diagrama C4 de Clase 4.</w:t>
+        <w:t>Paso 3: en el editor de topologia de red arme la red con 5 dispositivos (equipo del usuario, edge o proxy reverso, dos nodos de aplicacion y un nodo de datos) y las 3 subredes del paso 1, verificando que cada interfaz tenga una direccion valida dentro de su subred y que el nodo de datos no tenga ruta hacia la subred del usuario.</w:t>
       </w:r>
     </w:p>
     <w:p>
@@ -342,7 +342,7 @@
           <w:color w:val="2B2B2B"/>
           <w:sz w:val="22"/>
         </w:rPr>
-        <w:t>Actualicen informe: sección Redes y almacenamiento.</w:t>
+        <w:t>Paso 4: en la consola de red ejecuten las 4 comprobaciones (direcciones de las interfaces, alcance del usuario al edge, alcance del edge a la aplicacion y alcance del usuario a la base de datos) y peguen las salidas, verificando que las 3 primeras tengan exito y que la cuarta falle, porque un exito ahi significa que la zona de datos quedo expuesta.</w:t>
       </w:r>
     </w:p>
     <w:p>
@@ -357,7 +357,7 @@
           <w:color w:val="2B2B2B"/>
           <w:sz w:val="22"/>
         </w:rPr>
-        <w:t>Entrega domingo 23:59.</w:t>
+        <w:t>Paso 5: completen la tabla de almacenamiento de 5 filas y la matriz de puertos de 6 filas, actualicen la seccion Redes y almacenamiento del informe y suban las 5 preguntas a ExamLab (modulo Talleres) antes del domingo 23:59, verificando que los puertos del diagrama, de la matriz y de la topologia sean los mismos numeros.</w:t>
       </w:r>
     </w:p>
     <w:p>
@@ -508,6 +508,241 @@
           <w:sz w:val="22"/>
         </w:rPr>
         <w:t>Entrega en ExamLab (https://examlab.lovable.app/ · módulo Talleres) · domingo 23:59 (regla del Acuerdo). Un envío por equipo.</w:t>
+      </w:r>
+    </w:p>
+    <w:p>
+      <w:pPr>
+        <w:spacing w:after="120" w:before="0"/>
+        <w:jc w:val="left"/>
+      </w:pPr>
+      <w:r>
+        <w:rPr>
+          <w:rFonts w:ascii="Calibri" w:hAnsi="Calibri" w:eastAsia="Calibri"/>
+          <w:b/>
+          <w:color w:val="095292"/>
+          <w:sz w:val="24"/>
+        </w:rPr>
+        <w:t>10. Que vas a resolver en ExamLab</w:t>
+      </w:r>
+    </w:p>
+    <w:p>
+      <w:pPr>
+        <w:spacing w:after="120" w:before="0"/>
+        <w:jc w:val="left"/>
+      </w:pPr>
+      <w:r>
+        <w:rPr>
+          <w:rFonts w:ascii="Calibri" w:hAnsi="Calibri" w:eastAsia="Calibri"/>
+          <w:b w:val="0"/>
+          <w:color w:val="2B2B2B"/>
+          <w:sz w:val="22"/>
+        </w:rPr>
+        <w:t>El estudiante entrega el diagrama de despliegue de CloudLite por zonas con puertos y almacenamiento elegido, y demuestra en el simulador de red que la zona de datos no es alcanzable desde el equipo del usuario.</w:t>
+      </w:r>
+    </w:p>
+    <w:p>
+      <w:pPr>
+        <w:spacing w:after="120" w:before="0"/>
+        <w:jc w:val="left"/>
+      </w:pPr>
+      <w:r>
+        <w:rPr>
+          <w:rFonts w:ascii="Calibri" w:hAnsi="Calibri" w:eastAsia="Calibri"/>
+          <w:b w:val="0"/>
+          <w:color w:val="2B2B2B"/>
+          <w:sz w:val="22"/>
+        </w:rPr>
+        <w:t>El taller se resuelve y se entrega en ExamLab (https://examlab.lovable.app/), en el modulo Talleres. Son 5 preguntas y suman 100 puntos. Lo que sigue es lo que vas a encontrar en cada una, para que sepas de antemano en que forma se responde:</w:t>
+      </w:r>
+    </w:p>
+    <w:p>
+      <w:r>
+        <w:rPr>
+          <w:rFonts w:ascii="Calibri" w:hAnsi="Calibri" w:eastAsia="Calibri"/>
+          <w:b/>
+          <w:color w:val="2B2B2B"/>
+          <w:sz w:val="22"/>
+        </w:rPr>
+        <w:t>Pregunta 1 - Diagrama (Mermaid) (30 pts):</w:t>
+      </w:r>
+      <w:r>
+        <w:rPr>
+          <w:rFonts w:ascii="Calibri" w:hAnsi="Calibri" w:eastAsia="Calibri"/>
+          <w:b w:val="0"/>
+          <w:color w:val="2B2B2B"/>
+          <w:sz w:val="22"/>
+        </w:rPr>
+        <w:t xml:space="preserve"> C4 Deployment de CloudLite App.</w:t>
+      </w:r>
+    </w:p>
+    <w:p>
+      <w:pPr>
+        <w:pStyle w:val="ListBullet"/>
+        <w:spacing w:after="40"/>
+      </w:pPr>
+      <w:r>
+        <w:rPr>
+          <w:rFonts w:ascii="Calibri" w:hAnsi="Calibri" w:eastAsia="Calibri"/>
+          <w:b w:val="0"/>
+          <w:color w:val="2B2B2B"/>
+          <w:sz w:val="22"/>
+        </w:rPr>
+        <w:t>El diagrama se escribe como texto en sintaxis Mermaid y la plataforma lo dibuja al instante. No hay que exportar imagenes ni salir a otra herramienta.</w:t>
+      </w:r>
+    </w:p>
+    <w:p>
+      <w:r>
+        <w:rPr>
+          <w:rFonts w:ascii="Calibri" w:hAnsi="Calibri" w:eastAsia="Calibri"/>
+          <w:b/>
+          <w:color w:val="2B2B2B"/>
+          <w:sz w:val="22"/>
+        </w:rPr>
+        <w:t>Pregunta 2 - Topologia de red (20 pts):</w:t>
+      </w:r>
+      <w:r>
+        <w:rPr>
+          <w:rFonts w:ascii="Calibri" w:hAnsi="Calibri" w:eastAsia="Calibri"/>
+          <w:b w:val="0"/>
+          <w:color w:val="2B2B2B"/>
+          <w:sz w:val="22"/>
+        </w:rPr>
+        <w:t xml:space="preserve"> Arme la topologia de CloudLite en el simulador.</w:t>
+      </w:r>
+    </w:p>
+    <w:p>
+      <w:pPr>
+        <w:pStyle w:val="ListBullet"/>
+        <w:spacing w:after="40"/>
+      </w:pPr>
+      <w:r>
+        <w:rPr>
+          <w:rFonts w:ascii="Calibri" w:hAnsi="Calibri" w:eastAsia="Calibri"/>
+          <w:b w:val="0"/>
+          <w:color w:val="2B2B2B"/>
+          <w:sz w:val="22"/>
+        </w:rPr>
+        <w:t>Editor visual para armar la topologia de red.</w:t>
+      </w:r>
+    </w:p>
+    <w:p>
+      <w:r>
+        <w:rPr>
+          <w:rFonts w:ascii="Calibri" w:hAnsi="Calibri" w:eastAsia="Calibri"/>
+          <w:b/>
+          <w:color w:val="2B2B2B"/>
+          <w:sz w:val="22"/>
+        </w:rPr>
+        <w:t>Pregunta 3 - Consola de red (15 pts):</w:t>
+      </w:r>
+      <w:r>
+        <w:rPr>
+          <w:rFonts w:ascii="Calibri" w:hAnsi="Calibri" w:eastAsia="Calibri"/>
+          <w:b w:val="0"/>
+          <w:color w:val="2B2B2B"/>
+          <w:sz w:val="22"/>
+        </w:rPr>
+        <w:t xml:space="preserve"> Compruebe el aislamiento de la zona de datos.</w:t>
+      </w:r>
+    </w:p>
+    <w:p>
+      <w:pPr>
+        <w:pStyle w:val="ListBullet"/>
+        <w:spacing w:after="40"/>
+      </w:pPr>
+      <w:r>
+        <w:rPr>
+          <w:rFonts w:ascii="Calibri" w:hAnsi="Calibri" w:eastAsia="Calibri"/>
+          <w:b w:val="0"/>
+          <w:color w:val="2B2B2B"/>
+          <w:sz w:val="22"/>
+        </w:rPr>
+        <w:t>Consola del simulador de red para ejecutar comandos de diagnostico.</w:t>
+      </w:r>
+    </w:p>
+    <w:p>
+      <w:r>
+        <w:rPr>
+          <w:rFonts w:ascii="Calibri" w:hAnsi="Calibri" w:eastAsia="Calibri"/>
+          <w:b/>
+          <w:color w:val="2B2B2B"/>
+          <w:sz w:val="22"/>
+        </w:rPr>
+        <w:t>Pregunta 4 - Respuesta escrita (25 pts):</w:t>
+      </w:r>
+      <w:r>
+        <w:rPr>
+          <w:rFonts w:ascii="Calibri" w:hAnsi="Calibri" w:eastAsia="Calibri"/>
+          <w:b w:val="0"/>
+          <w:color w:val="2B2B2B"/>
+          <w:sz w:val="22"/>
+        </w:rPr>
+        <w:t xml:space="preserve"> Eleccion de almacenamiento para CloudLite.</w:t>
+      </w:r>
+    </w:p>
+    <w:p>
+      <w:pPr>
+        <w:pStyle w:val="ListBullet"/>
+        <w:spacing w:after="40"/>
+      </w:pPr>
+      <w:r>
+        <w:rPr>
+          <w:rFonts w:ascii="Calibri" w:hAnsi="Calibri" w:eastAsia="Calibri"/>
+          <w:b w:val="0"/>
+          <w:color w:val="2B2B2B"/>
+          <w:sz w:val="22"/>
+        </w:rPr>
+        <w:t>Un cuadro de texto. Se escribe directamente en la plataforma; no se sube archivo.</w:t>
+      </w:r>
+    </w:p>
+    <w:p>
+      <w:r>
+        <w:rPr>
+          <w:rFonts w:ascii="Calibri" w:hAnsi="Calibri" w:eastAsia="Calibri"/>
+          <w:b/>
+          <w:color w:val="2B2B2B"/>
+          <w:sz w:val="22"/>
+        </w:rPr>
+        <w:t>Pregunta 5 - Respuesta escrita (10 pts):</w:t>
+      </w:r>
+      <w:r>
+        <w:rPr>
+          <w:rFonts w:ascii="Calibri" w:hAnsi="Calibri" w:eastAsia="Calibri"/>
+          <w:b w:val="0"/>
+          <w:color w:val="2B2B2B"/>
+          <w:sz w:val="22"/>
+        </w:rPr>
+        <w:t xml:space="preserve"> Matriz de puertos y reglas de red.</w:t>
+      </w:r>
+    </w:p>
+    <w:p>
+      <w:pPr>
+        <w:pStyle w:val="ListBullet"/>
+        <w:spacing w:after="40"/>
+      </w:pPr>
+      <w:r>
+        <w:rPr>
+          <w:rFonts w:ascii="Calibri" w:hAnsi="Calibri" w:eastAsia="Calibri"/>
+          <w:b w:val="0"/>
+          <w:color w:val="2B2B2B"/>
+          <w:sz w:val="22"/>
+        </w:rPr>
+        <w:t>Un cuadro de texto. Se escribe directamente en la plataforma; no se sube archivo.</w:t>
+      </w:r>
+    </w:p>
+    <w:p>
+      <w:pPr>
+        <w:spacing w:after="120" w:before="0"/>
+        <w:jc w:val="left"/>
+      </w:pPr>
+      <w:r>
+        <w:rPr>
+          <w:rFonts w:ascii="Calibri" w:hAnsi="Calibri" w:eastAsia="Calibri"/>
+          <w:b w:val="0"/>
+          <w:color w:val="2B2B2B"/>
+          <w:sz w:val="22"/>
+        </w:rPr>
+        <w:t>Cada pregunta trae su propio enunciado completo dentro de la plataforma: puedes resolver el taller leyendo solo ExamLab. Este documento sirve para prepararte y para trabajar en equipo antes de responder.</w:t>
       </w:r>
     </w:p>
     <w:sectPr>

--- a/Arquitectura de Sistemas Computacionales/Clases/Clase 7 - Redes y almacenamiento cloud/Taller Clase 7 — Despliegue y storage CloudLite.docx
+++ b/Arquitectura de Sistemas Computacionales/Clases/Clase 7 - Redes y almacenamiento cloud/Taller Clase 7 — Despliegue y storage CloudLite.docx
@@ -402,7 +402,7 @@
           <w:color w:val="2B2B2B"/>
           <w:sz w:val="22"/>
         </w:rPr>
-        <w:t>Cualquier integrante puede explicar la decisión en 60 segundos.</w:t>
+        <w:t>Puedes explicar tu decisión en 60 segundos (si trabajas en equipo autorizado, cualquier integrante debe poder hacerlo).</w:t>
       </w:r>
     </w:p>
     <w:p>
@@ -507,7 +507,7 @@
           <w:color w:val="2B2B2B"/>
           <w:sz w:val="22"/>
         </w:rPr>
-        <w:t>Entrega en ExamLab (https://examlab.lovable.app/ · módulo Talleres) · domingo 23:59 (regla del Acuerdo). Un envío por equipo.</w:t>
+        <w:t>Entrega en ExamLab (https://examlab.lovable.app/ · módulo Talleres) · domingo 23:59 (regla del Acuerdo). Modalidad de trabajo: individual por defecto; el docente puede autorizar equipos de 2 o 3 y en ese caso el artefacto puede ser compartido, pero el envío en ExamLab es siempre individual (responde con tus propias palabras).</w:t>
       </w:r>
     </w:p>
     <w:p>
@@ -742,7 +742,7 @@
           <w:color w:val="2B2B2B"/>
           <w:sz w:val="22"/>
         </w:rPr>
-        <w:t>Cada pregunta trae su propio enunciado completo dentro de la plataforma: puedes resolver el taller leyendo solo ExamLab. Este documento sirve para prepararte y para trabajar en equipo antes de responder.</w:t>
+        <w:t>Cada pregunta trae su propio enunciado completo dentro de la plataforma: puedes resolver el taller leyendo solo ExamLab. Este documento sirve para prepararte y conservar tus respuestas. La actividad es individual; si el docente autoriza trabajo en equipo, la entrega en ExamLab sigue siendo individual.</w:t>
       </w:r>
     </w:p>
     <w:sectPr>

--- a/Arquitectura de Sistemas Computacionales/Clases/Clase 7 - Redes y almacenamiento cloud/Taller Clase 7 — Despliegue y storage CloudLite.docx
+++ b/Arquitectura de Sistemas Computacionales/Clases/Clase 7 - Redes y almacenamiento cloud/Taller Clase 7 — Despliegue y storage CloudLite.docx
@@ -507,7 +507,7 @@
           <w:color w:val="2B2B2B"/>
           <w:sz w:val="22"/>
         </w:rPr>
-        <w:t>Entrega en ExamLab (https://examlab.lovable.app/ · módulo Talleres) · domingo 23:59 (regla del Acuerdo). Modalidad de trabajo: individual por defecto; el docente puede autorizar equipos de 2 o 3 y en ese caso el artefacto puede ser compartido, pero el envío en ExamLab es siempre individual (responde con tus propias palabras).</w:t>
+        <w:t>Entrega en ExamLab (https://uniaj.examlab.workers.dev/ · módulo Talleres) · domingo 23:59 (regla del Acuerdo). Modalidad de trabajo: individual por defecto; el docente puede autorizar equipos de 2 o 3 y en ese caso el artefacto puede ser compartido, pero el envío en ExamLab es siempre individual (responde con tus propias palabras).</w:t>
       </w:r>
     </w:p>
     <w:p>
@@ -552,7 +552,7 @@
           <w:color w:val="2B2B2B"/>
           <w:sz w:val="22"/>
         </w:rPr>
-        <w:t>El taller se resuelve y se entrega en ExamLab (https://examlab.lovable.app/), en el modulo Talleres. Son 5 preguntas y suman 100 puntos. Lo que sigue es lo que vas a encontrar en cada una, para que sepas de antemano en que forma se responde:</w:t>
+        <w:t>El taller se resuelve y se entrega en ExamLab (https://uniaj.examlab.workers.dev/), en el modulo Talleres. Son 5 preguntas y suman 100 puntos. Lo que sigue es lo que vas a encontrar en cada una, para que sepas de antemano en que forma se responde:</w:t>
       </w:r>
     </w:p>
     <w:p>

--- a/Arquitectura de Sistemas Computacionales/Clases/Clase 7 - Redes y almacenamiento cloud/Taller Clase 7 — Despliegue y storage CloudLite.docx
+++ b/Arquitectura de Sistemas Computacionales/Clases/Clase 7 - Redes y almacenamiento cloud/Taller Clase 7 — Despliegue y storage CloudLite.docx
@@ -587,7 +587,7 @@
           <w:color w:val="2B2B2B"/>
           <w:sz w:val="22"/>
         </w:rPr>
-        <w:t>El diagrama se escribe como texto en sintaxis Mermaid y la plataforma lo dibuja al instante. No hay que exportar imagenes ni salir a otra herramienta.</w:t>
+        <w:t>El diagrama se escribe como texto en sintaxis Mermaid y la plataforma lo dibuja al instante: no se sube una imagen. Puedes disenarlo primero a mano en Excalidraw o draw.io y pedirle a una IA que lo traduzca a Mermaid (ver «Del boceto al codigo Mermaid» mas abajo).</w:t>
       </w:r>
     </w:p>
     <w:p>
@@ -728,6 +728,131 @@
           <w:sz w:val="22"/>
         </w:rPr>
         <w:t>Un cuadro de texto. Se escribe directamente en la plataforma; no se sube archivo.</w:t>
+      </w:r>
+    </w:p>
+    <w:p>
+      <w:pPr>
+        <w:spacing w:after="120" w:before="0"/>
+        <w:jc w:val="left"/>
+      </w:pPr>
+      <w:r>
+        <w:rPr>
+          <w:rFonts w:ascii="Calibri" w:hAnsi="Calibri" w:eastAsia="Calibri"/>
+          <w:b/>
+          <w:color w:val="095292"/>
+          <w:sz w:val="22"/>
+        </w:rPr>
+        <w:t>Del boceto al codigo Mermaid</w:t>
+      </w:r>
+    </w:p>
+    <w:p>
+      <w:pPr>
+        <w:spacing w:after="120" w:before="0"/>
+        <w:jc w:val="left"/>
+      </w:pPr>
+      <w:r>
+        <w:rPr>
+          <w:rFonts w:ascii="Calibri" w:hAnsi="Calibri" w:eastAsia="Calibri"/>
+          <w:b w:val="0"/>
+          <w:color w:val="2B2B2B"/>
+          <w:sz w:val="22"/>
+        </w:rPr>
+        <w:t>La pregunta de diagrama NO recibe imagenes: se responde con codigo Mermaid (`C4Deployment`) que la plataforma dibuja al instante. No tienes que escribirlo de memoria; el camino corto es este:</w:t>
+      </w:r>
+    </w:p>
+    <w:p>
+      <w:r>
+        <w:rPr>
+          <w:rFonts w:ascii="Calibri" w:hAnsi="Calibri" w:eastAsia="Calibri"/>
+          <w:b/>
+          <w:color w:val="2B2B2B"/>
+          <w:sz w:val="22"/>
+        </w:rPr>
+        <w:t>1. Disena visual:</w:t>
+      </w:r>
+      <w:r>
+        <w:rPr>
+          <w:rFonts w:ascii="Calibri" w:hAnsi="Calibri" w:eastAsia="Calibri"/>
+          <w:b w:val="0"/>
+          <w:color w:val="2B2B2B"/>
+          <w:sz w:val="22"/>
+        </w:rPr>
+        <w:t xml:space="preserve"> Dibuja el diagrama como quieras en Excalidraw o draw.io: es mas rapido arrastrar cajas que escribir codigo, y ahi es donde piensas el modelo.</w:t>
+      </w:r>
+    </w:p>
+    <w:p>
+      <w:r>
+        <w:rPr>
+          <w:rFonts w:ascii="Calibri" w:hAnsi="Calibri" w:eastAsia="Calibri"/>
+          <w:b/>
+          <w:color w:val="2B2B2B"/>
+          <w:sz w:val="22"/>
+        </w:rPr>
+        <w:t>2. Traduce con IA:</w:t>
+      </w:r>
+      <w:r>
+        <w:rPr>
+          <w:rFonts w:ascii="Calibri" w:hAnsi="Calibri" w:eastAsia="Calibri"/>
+          <w:b w:val="0"/>
+          <w:color w:val="2B2B2B"/>
+          <w:sz w:val="22"/>
+        </w:rPr>
+        <w:t xml:space="preserve"> Copia o describe tu boceto a una IA y pidele el codigo Mermaid: «convierte este diagrama a Mermaid usando `C4Deployment`». Revisa el resultado: la IA acierta la sintaxis, no tu modelo.</w:t>
+      </w:r>
+    </w:p>
+    <w:p>
+      <w:r>
+        <w:rPr>
+          <w:rFonts w:ascii="Calibri" w:hAnsi="Calibri" w:eastAsia="Calibri"/>
+          <w:b/>
+          <w:color w:val="2B2B2B"/>
+          <w:sz w:val="22"/>
+        </w:rPr>
+        <w:t>3. Pega y renderiza en ExamLab:</w:t>
+      </w:r>
+      <w:r>
+        <w:rPr>
+          <w:rFonts w:ascii="Calibri" w:hAnsi="Calibri" w:eastAsia="Calibri"/>
+          <w:b w:val="0"/>
+          <w:color w:val="2B2B2B"/>
+          <w:sz w:val="22"/>
+        </w:rPr>
+        <w:t xml:space="preserve"> Pega ese codigo en la caja de texto de la pregunta y mira como lo dibuja la plataforma. Si no renderiza, corrige ahi mismo: lo que se califica es el diagrama renderizado dentro de ExamLab.</w:t>
+      </w:r>
+    </w:p>
+    <w:p>
+      <w:r>
+        <w:rPr>
+          <w:rFonts w:ascii="Calibri" w:hAnsi="Calibri" w:eastAsia="Calibri"/>
+          <w:b/>
+          <w:color w:val="2B2B2B"/>
+          <w:sz w:val="22"/>
+        </w:rPr>
+        <w:t>4. Guarda el PNG para tu PI:</w:t>
+      </w:r>
+      <w:r>
+        <w:rPr>
+          <w:rFonts w:ascii="Calibri" w:hAnsi="Calibri" w:eastAsia="Calibri"/>
+          <w:b w:val="0"/>
+          <w:color w:val="2B2B2B"/>
+          <w:sz w:val="22"/>
+        </w:rPr>
+        <w:t xml:space="preserve"> Exporta tambien la imagen a la carpeta de tu Proyecto Integrador. Esa copia es para tu informe; no reemplaza la respuesta en la plataforma.</w:t>
+      </w:r>
+    </w:p>
+    <w:p>
+      <w:pPr>
+        <w:spacing w:after="120" w:before="0"/>
+        <w:jc w:val="left"/>
+      </w:pPr>
+      <w:r>
+        <w:rPr>
+          <w:rFonts w:ascii="Calibri" w:hAnsi="Calibri" w:eastAsia="Calibri"/>
+          <w:b w:val="0"/>
+          <w:color w:val="2B2B2B"/>
+          <w:sz w:val="22"/>
+        </w:rPr>
+        <w:t>Si la IA te devuelve algo que no renderiza, no lo pegues tal cual: corrigelo en ExamLab hasta ver el dibujo. Un diagrama que no renderiza no se puede calificar.</w:t>
       </w:r>
     </w:p>
     <w:p>

--- a/Arquitectura de Sistemas Computacionales/Clases/Clase 7 - Redes y almacenamiento cloud/Taller Clase 7 — Despliegue y storage CloudLite.docx
+++ b/Arquitectura de Sistemas Computacionales/Clases/Clase 7 - Redes y almacenamiento cloud/Taller Clase 7 — Despliegue y storage CloudLite.docx
@@ -297,7 +297,7 @@
           <w:color w:val="2B2B2B"/>
           <w:sz w:val="22"/>
         </w:rPr>
-        <w:t>Paso 1: copien la lista canonica de 5 contenedores de la Clase 4 y asignen cada uno a una de 3 zonas con su subred (zona publica 10.10.1.0/24, zona privada 10.10.2.0/24, zona de datos 10.10.3.0/24), verificando que ningun contenedor quede sin zona y que la base de datos y la cola no queden en la zona publica.</w:t>
+        <w:t>Paso 1: dibuje primero el boceto del despliegue en Excalidraw o draw.io con las tres zonas (publica, privada y de datos), y despues pidale a una IA que lo traduzca a Mermaid; peguelo en la pregunta 4 y verifique en el diagrama ya renderizado que la base de datos NO quede en la zona publica.</w:t>
       </w:r>
     </w:p>
     <w:p>
@@ -312,7 +312,7 @@
           <w:color w:val="2B2B2B"/>
           <w:sz w:val="22"/>
         </w:rPr>
-        <w:t>Paso 2: escriban en ExamLab el diagrama C4Deployment en Mermaid con 4 Deployment_Node (dispositivo del usuario, zona publica, zona privada y zona de datos), el tamano de cada nodo y los mismos nombres de contenedores, verificando al renderizar que cada relacion lleve puerto y que el nombre de cada contenedor sea identico letra por letra al del C4Container de la Clase 4.</w:t>
+        <w:t>Paso 2: etiquete en ese mismo diagrama el puerto de cada componente y marque las fronteras de confianza, es decir donde termina lo que usted controla; verifique que no aparezcan nombres de subredes ni de servicios de un proveedor concreto.</w:t>
       </w:r>
     </w:p>
     <w:p>
@@ -327,7 +327,7 @@
           <w:color w:val="2B2B2B"/>
           <w:sz w:val="22"/>
         </w:rPr>
-        <w:t>Paso 3: en el editor de topologia de red arme la red con 5 dispositivos (equipo del usuario, edge o proxy reverso, dos nodos de aplicacion y un nodo de datos) y las 3 subredes del paso 1, verificando que cada interfaz tenga una direccion valida dentro de su subred y que el nodo de datos no tenga ruta hacia la subred del usuario.</w:t>
+        <w:t>Paso 3: justifique en la pregunta 5 el tipo de almacenamiento de cada componente diciendo que caracteristica del dato lo exige; si su dominio no necesita almacenamiento de objetos, declarelo y justifiquelo en vez de agregarlo.</w:t>
       </w:r>
     </w:p>
     <w:p>
@@ -342,22 +342,7 @@
           <w:color w:val="2B2B2B"/>
           <w:sz w:val="22"/>
         </w:rPr>
-        <w:t>Paso 4: en la consola de red ejecuten las 4 comprobaciones (direcciones de las interfaces, alcance del usuario al edge, alcance del edge a la aplicacion y alcance del usuario a la base de datos) y peguen las salidas, verificando que las 3 primeras tengan exito y que la cuarta falle, porque un exito ahi significa que la zona de datos quedo expuesta.</w:t>
-      </w:r>
-    </w:p>
-    <w:p>
-      <w:pPr>
-        <w:pStyle w:val="ListBullet"/>
-        <w:spacing w:after="40"/>
-      </w:pPr>
-      <w:r>
-        <w:rPr>
-          <w:rFonts w:ascii="Calibri" w:hAnsi="Calibri" w:eastAsia="Calibri"/>
-          <w:b w:val="0"/>
-          <w:color w:val="2B2B2B"/>
-          <w:sz w:val="22"/>
-        </w:rPr>
-        <w:t>Paso 5: completen la tabla de almacenamiento de 5 filas y la matriz de puertos de 6 filas, actualicen la seccion Redes y almacenamiento del informe y suban las 5 preguntas a ExamLab (modulo Talleres) antes del domingo 23:59, verificando que los puertos del diagrama, de la matriz y de la topologia sean los mismos numeros.</w:t>
+        <w:t>Paso 4: complete en la pregunta 6 la tabla de correspondencia entre el C4 Containers y el Despliegue, con una fila por componente y su zona, y liste los renombres que aplico; si no hubo ninguno, digalo explicitamente.</w:t>
       </w:r>
     </w:p>
     <w:p>
@@ -537,7 +522,7 @@
           <w:color w:val="2B2B2B"/>
           <w:sz w:val="22"/>
         </w:rPr>
-        <w:t>El estudiante entrega el diagrama de despliegue de CloudLite por zonas con puertos y almacenamiento elegido, y demuestra en el simulador de red que la zona de datos no es alcanzable desde el equipo del usuario.</w:t>
+        <w:t>Las preguntas 4 a 6 de la actividad del Corte 2. El estudiante deja el diagrama de Despliegue con sus tres zonas, justifica el almacenamiento de cada componente y demuestra que los nombres coinciden con el C4 Containers del Corte 1.</w:t>
       </w:r>
     </w:p>
     <w:p>
@@ -552,7 +537,7 @@
           <w:color w:val="2B2B2B"/>
           <w:sz w:val="22"/>
         </w:rPr>
-        <w:t>El taller se resuelve y se entrega en ExamLab (https://uniaj.examlab.workers.dev/), en el modulo Talleres. Son 5 preguntas y suman 100 puntos. Lo que sigue es lo que vas a encontrar en cada una, para que sepas de antemano en que forma se responde:</w:t>
+        <w:t>El taller se resuelve y se entrega en ExamLab (https://uniaj.examlab.workers.dev/), en el modulo Talleres. Son 3 preguntas y suman 24 puntos. Lo que sigue es lo que vas a encontrar en cada una, para que sepas de antemano en que forma se responde:</w:t>
       </w:r>
     </w:p>
     <w:p>
@@ -563,7 +548,7 @@
           <w:color w:val="2B2B2B"/>
           <w:sz w:val="22"/>
         </w:rPr>
-        <w:t>Pregunta 1 - Diagrama (Mermaid) (30 pts):</w:t>
+        <w:t>Pregunta 4 - Diagrama (Mermaid) (14.0 pts):</w:t>
       </w:r>
       <w:r>
         <w:rPr>
@@ -572,7 +557,7 @@
           <w:color w:val="2B2B2B"/>
           <w:sz w:val="22"/>
         </w:rPr>
-        <w:t xml:space="preserve"> C4 Deployment de CloudLite App.</w:t>
+        <w:t xml:space="preserve"> Diagrama de Despliegue de CloudLite.</w:t>
       </w:r>
     </w:p>
     <w:p>
@@ -598,7 +583,7 @@
           <w:color w:val="2B2B2B"/>
           <w:sz w:val="22"/>
         </w:rPr>
-        <w:t>Pregunta 2 - Topologia de red (20 pts):</w:t>
+        <w:t>Pregunta 5 - Respuesta escrita (5.5 pts):</w:t>
       </w:r>
       <w:r>
         <w:rPr>
@@ -607,77 +592,7 @@
           <w:color w:val="2B2B2B"/>
           <w:sz w:val="22"/>
         </w:rPr>
-        <w:t xml:space="preserve"> Arme la topologia de CloudLite en el simulador.</w:t>
-      </w:r>
-    </w:p>
-    <w:p>
-      <w:pPr>
-        <w:pStyle w:val="ListBullet"/>
-        <w:spacing w:after="40"/>
-      </w:pPr>
-      <w:r>
-        <w:rPr>
-          <w:rFonts w:ascii="Calibri" w:hAnsi="Calibri" w:eastAsia="Calibri"/>
-          <w:b w:val="0"/>
-          <w:color w:val="2B2B2B"/>
-          <w:sz w:val="22"/>
-        </w:rPr>
-        <w:t>Editor visual para armar la topologia de red.</w:t>
-      </w:r>
-    </w:p>
-    <w:p>
-      <w:r>
-        <w:rPr>
-          <w:rFonts w:ascii="Calibri" w:hAnsi="Calibri" w:eastAsia="Calibri"/>
-          <w:b/>
-          <w:color w:val="2B2B2B"/>
-          <w:sz w:val="22"/>
-        </w:rPr>
-        <w:t>Pregunta 3 - Consola de red (15 pts):</w:t>
-      </w:r>
-      <w:r>
-        <w:rPr>
-          <w:rFonts w:ascii="Calibri" w:hAnsi="Calibri" w:eastAsia="Calibri"/>
-          <w:b w:val="0"/>
-          <w:color w:val="2B2B2B"/>
-          <w:sz w:val="22"/>
-        </w:rPr>
-        <w:t xml:space="preserve"> Compruebe el aislamiento de la zona de datos.</w:t>
-      </w:r>
-    </w:p>
-    <w:p>
-      <w:pPr>
-        <w:pStyle w:val="ListBullet"/>
-        <w:spacing w:after="40"/>
-      </w:pPr>
-      <w:r>
-        <w:rPr>
-          <w:rFonts w:ascii="Calibri" w:hAnsi="Calibri" w:eastAsia="Calibri"/>
-          <w:b w:val="0"/>
-          <w:color w:val="2B2B2B"/>
-          <w:sz w:val="22"/>
-        </w:rPr>
-        <w:t>Consola del simulador de red para ejecutar comandos de diagnostico.</w:t>
-      </w:r>
-    </w:p>
-    <w:p>
-      <w:r>
-        <w:rPr>
-          <w:rFonts w:ascii="Calibri" w:hAnsi="Calibri" w:eastAsia="Calibri"/>
-          <w:b/>
-          <w:color w:val="2B2B2B"/>
-          <w:sz w:val="22"/>
-        </w:rPr>
-        <w:t>Pregunta 4 - Respuesta escrita (25 pts):</w:t>
-      </w:r>
-      <w:r>
-        <w:rPr>
-          <w:rFonts w:ascii="Calibri" w:hAnsi="Calibri" w:eastAsia="Calibri"/>
-          <w:b w:val="0"/>
-          <w:color w:val="2B2B2B"/>
-          <w:sz w:val="22"/>
-        </w:rPr>
-        <w:t xml:space="preserve"> Eleccion de almacenamiento para CloudLite.</w:t>
+        <w:t xml:space="preserve"> Tipo de almacenamiento de cada componente.</w:t>
       </w:r>
     </w:p>
     <w:p>
@@ -703,7 +618,7 @@
           <w:color w:val="2B2B2B"/>
           <w:sz w:val="22"/>
         </w:rPr>
-        <w:t>Pregunta 5 - Respuesta escrita (10 pts):</w:t>
+        <w:t>Pregunta 6 - Respuesta escrita (5.5 pts):</w:t>
       </w:r>
       <w:r>
         <w:rPr>
@@ -712,7 +627,7 @@
           <w:color w:val="2B2B2B"/>
           <w:sz w:val="22"/>
         </w:rPr>
-        <w:t xml:space="preserve"> Matriz de puertos y reglas de red.</w:t>
+        <w:t xml:space="preserve"> Correspondencia entre el C4 Containers y el Despliegue.</w:t>
       </w:r>
     </w:p>
     <w:p>
@@ -757,7 +672,7 @@
           <w:color w:val="2B2B2B"/>
           <w:sz w:val="22"/>
         </w:rPr>
-        <w:t>La pregunta de diagrama NO recibe imagenes: se responde con codigo Mermaid (`C4Deployment`) que la plataforma dibuja al instante. No tienes que escribirlo de memoria; el camino corto es este:</w:t>
+        <w:t>La pregunta de diagrama NO recibe imagenes: se responde con codigo Mermaid (`flowchart`) que la plataforma dibuja al instante. No tienes que escribirlo de memoria; el camino corto es este:</w:t>
       </w:r>
     </w:p>
     <w:p>
@@ -797,7 +712,7 @@
           <w:color w:val="2B2B2B"/>
           <w:sz w:val="22"/>
         </w:rPr>
-        <w:t xml:space="preserve"> Copia o describe tu boceto a una IA y pidele el codigo Mermaid: «convierte este diagrama a Mermaid usando `C4Deployment`». Revisa el resultado: la IA acierta la sintaxis, no tu modelo.</w:t>
+        <w:t xml:space="preserve"> Copia o describe tu boceto a una IA y pidele el codigo Mermaid: «convierte este diagrama a Mermaid usando `flowchart`». Revisa el resultado: la IA acierta la sintaxis, no tu modelo.</w:t>
       </w:r>
     </w:p>
     <w:p>

--- a/Arquitectura de Sistemas Computacionales/Clases/Clase 7 - Redes y almacenamiento cloud/Taller Clase 7 — Despliegue y storage CloudLite.docx
+++ b/Arquitectura de Sistemas Computacionales/Clases/Clase 7 - Redes y almacenamiento cloud/Taller Clase 7 — Despliegue y storage CloudLite.docx
@@ -507,7 +507,7 @@
           <w:color w:val="095292"/>
           <w:sz w:val="24"/>
         </w:rPr>
-        <w:t>10. Que vas a resolver en ExamLab</w:t>
+        <w:t>10. Qué vas a resolver en ExamLab</w:t>
       </w:r>
     </w:p>
     <w:p>
@@ -672,7 +672,7 @@
           <w:color w:val="2B2B2B"/>
           <w:sz w:val="22"/>
         </w:rPr>
-        <w:t>La pregunta de diagrama NO recibe imagenes: se responde con codigo Mermaid (`flowchart`) que la plataforma dibuja al instante. No tienes que escribirlo de memoria; el camino corto es este:</w:t>
+        <w:t>La pregunta de diagrama NO recibe imagenes: se responde con codigo Mermaid («flowchart») que la plataforma dibuja al instante. No tienes que escribirlo de memoria; el camino corto es este:</w:t>
       </w:r>
     </w:p>
     <w:p>
@@ -712,7 +712,7 @@
           <w:color w:val="2B2B2B"/>
           <w:sz w:val="22"/>
         </w:rPr>
-        <w:t xml:space="preserve"> Copia o describe tu boceto a una IA y pidele el codigo Mermaid: «convierte este diagrama a Mermaid usando `flowchart`». Revisa el resultado: la IA acierta la sintaxis, no tu modelo.</w:t>
+        <w:t xml:space="preserve"> Copia o describe tu boceto a una IA y pidele el codigo Mermaid: «convierte este diagrama a Mermaid usando «flowchart»». Revisa el resultado: la IA acierta la sintaxis, no tu modelo.</w:t>
       </w:r>
     </w:p>
     <w:p>

--- a/Arquitectura de Sistemas Computacionales/Clases/Clase 7 - Redes y almacenamiento cloud/Taller Clase 7 — Despliegue y storage CloudLite.docx
+++ b/Arquitectura de Sistemas Computacionales/Clases/Clase 7 - Redes y almacenamiento cloud/Taller Clase 7 — Despliegue y storage CloudLite.docx
@@ -100,7 +100,25 @@
           <w:color w:val="2B2B2B"/>
           <w:sz w:val="22"/>
         </w:rPr>
-        <w:t>Si la BD está en zona pública, el diagrama ya falló.</w:t>
+        <w:t xml:space="preserve">Son </w:t>
+      </w:r>
+      <w:r>
+        <w:rPr>
+          <w:rFonts w:ascii="Calibri" w:hAnsi="Calibri" w:eastAsia="Calibri"/>
+          <w:b/>
+          <w:color w:val="2B2B2B"/>
+          <w:sz w:val="22"/>
+        </w:rPr>
+        <w:t>tres</w:t>
+      </w:r>
+      <w:r>
+        <w:rPr>
+          <w:rFonts w:ascii="Calibri" w:hAnsi="Calibri" w:eastAsia="Calibri"/>
+          <w:b w:val="0"/>
+          <w:color w:val="2B2B2B"/>
+          <w:sz w:val="22"/>
+        </w:rPr>
+        <w:t xml:space="preserve"> zonas: pública, privada y de datos. Si la BD queda en la pública, el diagrama ya falló.</w:t>
       </w:r>
     </w:p>
     <w:p>
@@ -176,7 +194,7 @@
           <w:color w:val="2B2B2B"/>
           <w:sz w:val="22"/>
         </w:rPr>
-        <w:t>Diagrama Deployment (draw.io) + elección de storage (objeto/bloque/relacional conceptual)</w:t>
+        <w:t>Diagrama Deployment en Mermaid dentro de ExamLab (3 zonas + puertos) + tipo de almacenamiento por componente</w:t>
       </w:r>
     </w:p>
     <w:p>
@@ -226,6 +244,39 @@
     </w:p>
     <w:p>
       <w:pPr>
+        <w:pStyle w:val="ListBullet"/>
+        <w:spacing w:after="40"/>
+      </w:pPr>
+      <w:r>
+        <w:rPr>
+          <w:rFonts w:ascii="Calibri" w:hAnsi="Calibri" w:eastAsia="Calibri"/>
+          <w:b w:val="0"/>
+          <w:color w:val="2B2B2B"/>
+          <w:sz w:val="22"/>
+        </w:rPr>
+        <w:t xml:space="preserve">El diagrama se entrega como </w:t>
+      </w:r>
+      <w:r>
+        <w:rPr>
+          <w:rFonts w:ascii="Calibri" w:hAnsi="Calibri" w:eastAsia="Calibri"/>
+          <w:b/>
+          <w:color w:val="2B2B2B"/>
+          <w:sz w:val="22"/>
+        </w:rPr>
+        <w:t>código Mermaid pegado en ExamLab</w:t>
+      </w:r>
+      <w:r>
+        <w:rPr>
+          <w:rFonts w:ascii="Calibri" w:hAnsi="Calibri" w:eastAsia="Calibri"/>
+          <w:b w:val="0"/>
+          <w:color w:val="2B2B2B"/>
+          <w:sz w:val="22"/>
+        </w:rPr>
+        <w:t>, no como imagen.</w:t>
+      </w:r>
+    </w:p>
+    <w:p>
+      <w:pPr>
         <w:spacing w:after="120" w:before="240"/>
         <w:jc w:val="left"/>
       </w:pPr>
@@ -251,7 +302,7 @@
           <w:color w:val="2B2B2B"/>
           <w:sz w:val="22"/>
         </w:rPr>
-        <w:t>draw.io</w:t>
+        <w:t>ExamLab (Mermaid) · boceto en draw.io o Excalidraw</w:t>
       </w:r>
     </w:p>
     <w:p>
@@ -357,7 +408,868 @@
           <w:color w:val="095292"/>
           <w:sz w:val="24"/>
         </w:rPr>
-        <w:t>7. Criterio de éxito</w:t>
+        <w:t>7. Plantilla del entregable (copia esto y llénalo)</w:t>
+      </w:r>
+    </w:p>
+    <w:p>
+      <w:pPr>
+        <w:spacing w:after="120" w:before="0"/>
+        <w:jc w:val="left"/>
+      </w:pPr>
+      <w:r>
+        <w:rPr>
+          <w:rFonts w:ascii="Calibri" w:hAnsi="Calibri" w:eastAsia="Calibri"/>
+          <w:b w:val="0"/>
+          <w:color w:val="2B2B2B"/>
+          <w:sz w:val="20"/>
+        </w:rPr>
+        <w:t>Esta es exactamente la estructura que se califica. Copia el bloque tal cual en tu documento, llénalo, y pega cada parte en la pregunta de ExamLab que corresponda. Los nombres no se cambian.</w:t>
+      </w:r>
+    </w:p>
+    <w:p>
+      <w:pPr>
+        <w:spacing w:after="0" w:before="0"/>
+        <w:jc w:val="left"/>
+        <w:shd w:val="clear" w:fill="F2F2F3"/>
+      </w:pPr>
+      <w:r>
+        <w:rPr>
+          <w:rFonts w:ascii="Consolas" w:hAnsi="Consolas" w:eastAsia="Consolas"/>
+          <w:b w:val="0"/>
+          <w:color w:val="2B2B2B"/>
+          <w:sz w:val="18"/>
+        </w:rPr>
+        <w:t>A) ALMACENAMIENTO DE CADA COMPONENTE   (pregunta 5 · 5.5 pts)</w:t>
+      </w:r>
+    </w:p>
+    <w:p>
+      <w:pPr>
+        <w:spacing w:after="0" w:before="0"/>
+        <w:jc w:val="left"/>
+        <w:shd w:val="clear" w:fill="F2F2F3"/>
+      </w:pPr>
+      <w:r>
+        <w:rPr>
+          <w:rFonts w:ascii="Consolas" w:hAnsi="Consolas" w:eastAsia="Consolas"/>
+          <w:b w:val="0"/>
+          <w:color w:val="2B2B2B"/>
+          <w:sz w:val="18"/>
+        </w:rPr>
+        <w:t xml:space="preserve">   Los encabezados son estos tres y no se cambian. La segunda columna solo admite una</w:t>
+      </w:r>
+    </w:p>
+    <w:p>
+      <w:pPr>
+        <w:spacing w:after="0" w:before="0"/>
+        <w:jc w:val="left"/>
+        <w:shd w:val="clear" w:fill="F2F2F3"/>
+      </w:pPr>
+      <w:r>
+        <w:rPr>
+          <w:rFonts w:ascii="Consolas" w:hAnsi="Consolas" w:eastAsia="Consolas"/>
+          <w:b w:val="0"/>
+          <w:color w:val="2B2B2B"/>
+          <w:sz w:val="18"/>
+        </w:rPr>
+        <w:t xml:space="preserve">   de TRES palabras: Relacional, Bloque u Objeto. La tercera vale 2.5 pts del total y</w:t>
+      </w:r>
+    </w:p>
+    <w:p>
+      <w:pPr>
+        <w:spacing w:after="0" w:before="0"/>
+        <w:jc w:val="left"/>
+        <w:shd w:val="clear" w:fill="F2F2F3"/>
+      </w:pPr>
+      <w:r>
+        <w:rPr>
+          <w:rFonts w:ascii="Consolas" w:hAnsi="Consolas" w:eastAsia="Consolas"/>
+          <w:b w:val="0"/>
+          <w:color w:val="2B2B2B"/>
+          <w:sz w:val="18"/>
+        </w:rPr>
+        <w:t xml:space="preserve">   tiene que nombrar la CARACTERISTICA DEL DATO, no una preferencia: «se cruza con</w:t>
+      </w:r>
+    </w:p>
+    <w:p>
+      <w:pPr>
+        <w:spacing w:after="0" w:before="0"/>
+        <w:jc w:val="left"/>
+        <w:shd w:val="clear" w:fill="F2F2F3"/>
+      </w:pPr>
+      <w:r>
+        <w:rPr>
+          <w:rFonts w:ascii="Consolas" w:hAnsi="Consolas" w:eastAsia="Consolas"/>
+          <w:b w:val="0"/>
+          <w:color w:val="2B2B2B"/>
+          <w:sz w:val="18"/>
+        </w:rPr>
+        <w:t xml:space="preserve">   otros datos», «lo monta un solo proceso», «se recupera entero». «Es mas rapido» o</w:t>
+      </w:r>
+    </w:p>
+    <w:p>
+      <w:pPr>
+        <w:spacing w:after="0" w:before="0"/>
+        <w:jc w:val="left"/>
+        <w:shd w:val="clear" w:fill="F2F2F3"/>
+      </w:pPr>
+      <w:r>
+        <w:rPr>
+          <w:rFonts w:ascii="Consolas" w:hAnsi="Consolas" w:eastAsia="Consolas"/>
+          <w:b w:val="0"/>
+          <w:color w:val="2B2B2B"/>
+          <w:sz w:val="18"/>
+        </w:rPr>
+        <w:t xml:space="preserve">   «es lo normal» no son caracteristicas del dato y no suman.</w:t>
+      </w:r>
+    </w:p>
+    <w:p>
+      <w:pPr>
+        <w:spacing w:after="0" w:before="0"/>
+        <w:jc w:val="left"/>
+        <w:shd w:val="clear" w:fill="F2F2F3"/>
+      </w:pPr>
+      <w:r>
+        <w:rPr>
+          <w:rFonts w:ascii="Consolas" w:hAnsi="Consolas" w:eastAsia="Consolas"/>
+          <w:b w:val="0"/>
+          <w:color w:val="2B2B2B"/>
+          <w:sz w:val="18"/>
+        </w:rPr>
+        <w:t xml:space="preserve"> </w:t>
+      </w:r>
+    </w:p>
+    <w:p>
+      <w:pPr>
+        <w:spacing w:after="0" w:before="0"/>
+        <w:jc w:val="left"/>
+        <w:shd w:val="clear" w:fill="F2F2F3"/>
+      </w:pPr>
+      <w:r>
+        <w:rPr>
+          <w:rFonts w:ascii="Consolas" w:hAnsi="Consolas" w:eastAsia="Consolas"/>
+          <w:b w:val="0"/>
+          <w:color w:val="2B2B2B"/>
+          <w:sz w:val="18"/>
+        </w:rPr>
+        <w:t xml:space="preserve">   | Componente | Tipo       | Que caracteristica del dato lo exige |</w:t>
+      </w:r>
+    </w:p>
+    <w:p>
+      <w:pPr>
+        <w:spacing w:after="0" w:before="0"/>
+        <w:jc w:val="left"/>
+        <w:shd w:val="clear" w:fill="F2F2F3"/>
+      </w:pPr>
+      <w:r>
+        <w:rPr>
+          <w:rFonts w:ascii="Consolas" w:hAnsi="Consolas" w:eastAsia="Consolas"/>
+          <w:b w:val="0"/>
+          <w:color w:val="2B2B2B"/>
+          <w:sz w:val="18"/>
+        </w:rPr>
+        <w:t xml:space="preserve">   |------------|------------|--------------------------------------|</w:t>
+      </w:r>
+    </w:p>
+    <w:p>
+      <w:pPr>
+        <w:spacing w:after="0" w:before="0"/>
+        <w:jc w:val="left"/>
+        <w:shd w:val="clear" w:fill="F2F2F3"/>
+      </w:pPr>
+      <w:r>
+        <w:rPr>
+          <w:rFonts w:ascii="Consolas" w:hAnsi="Consolas" w:eastAsia="Consolas"/>
+          <w:b w:val="0"/>
+          <w:color w:val="2B2B2B"/>
+          <w:sz w:val="18"/>
+        </w:rPr>
+        <w:t xml:space="preserve">   |            |            |                                      |</w:t>
+      </w:r>
+    </w:p>
+    <w:p>
+      <w:pPr>
+        <w:spacing w:after="0" w:before="0"/>
+        <w:jc w:val="left"/>
+        <w:shd w:val="clear" w:fill="F2F2F3"/>
+      </w:pPr>
+      <w:r>
+        <w:rPr>
+          <w:rFonts w:ascii="Consolas" w:hAnsi="Consolas" w:eastAsia="Consolas"/>
+          <w:b w:val="0"/>
+          <w:color w:val="2B2B2B"/>
+          <w:sz w:val="18"/>
+        </w:rPr>
+        <w:t xml:space="preserve">   |            |            |                                      |</w:t>
+      </w:r>
+    </w:p>
+    <w:p>
+      <w:pPr>
+        <w:spacing w:after="0" w:before="0"/>
+        <w:jc w:val="left"/>
+        <w:shd w:val="clear" w:fill="F2F2F3"/>
+      </w:pPr>
+      <w:r>
+        <w:rPr>
+          <w:rFonts w:ascii="Consolas" w:hAnsi="Consolas" w:eastAsia="Consolas"/>
+          <w:b w:val="0"/>
+          <w:color w:val="2B2B2B"/>
+          <w:sz w:val="18"/>
+        </w:rPr>
+        <w:t xml:space="preserve">   |            |            |                                      |</w:t>
+      </w:r>
+    </w:p>
+    <w:p>
+      <w:pPr>
+        <w:spacing w:after="0" w:before="0"/>
+        <w:jc w:val="left"/>
+        <w:shd w:val="clear" w:fill="F2F2F3"/>
+      </w:pPr>
+      <w:r>
+        <w:rPr>
+          <w:rFonts w:ascii="Consolas" w:hAnsi="Consolas" w:eastAsia="Consolas"/>
+          <w:b w:val="0"/>
+          <w:color w:val="2B2B2B"/>
+          <w:sz w:val="18"/>
+        </w:rPr>
+        <w:t xml:space="preserve">   |            |            |                                      |</w:t>
+      </w:r>
+    </w:p>
+    <w:p>
+      <w:pPr>
+        <w:spacing w:after="0" w:before="0"/>
+        <w:jc w:val="left"/>
+        <w:shd w:val="clear" w:fill="F2F2F3"/>
+      </w:pPr>
+      <w:r>
+        <w:rPr>
+          <w:rFonts w:ascii="Consolas" w:hAnsi="Consolas" w:eastAsia="Consolas"/>
+          <w:b w:val="0"/>
+          <w:color w:val="2B2B2B"/>
+          <w:sz w:val="18"/>
+        </w:rPr>
+        <w:t xml:space="preserve"> </w:t>
+      </w:r>
+    </w:p>
+    <w:p>
+      <w:pPr>
+        <w:spacing w:after="0" w:before="0"/>
+        <w:jc w:val="left"/>
+        <w:shd w:val="clear" w:fill="F2F2F3"/>
+      </w:pPr>
+      <w:r>
+        <w:rPr>
+          <w:rFonts w:ascii="Consolas" w:hAnsi="Consolas" w:eastAsia="Consolas"/>
+          <w:b w:val="0"/>
+          <w:color w:val="2B2B2B"/>
+          <w:sz w:val="18"/>
+        </w:rPr>
+        <w:t xml:space="preserve">   Si tu dominio NO maneja archivos, imagenes ni adjuntos, escribe esta linea y suma</w:t>
+      </w:r>
+    </w:p>
+    <w:p>
+      <w:pPr>
+        <w:spacing w:after="0" w:before="0"/>
+        <w:jc w:val="left"/>
+        <w:shd w:val="clear" w:fill="F2F2F3"/>
+      </w:pPr>
+      <w:r>
+        <w:rPr>
+          <w:rFonts w:ascii="Consolas" w:hAnsi="Consolas" w:eastAsia="Consolas"/>
+          <w:b w:val="0"/>
+          <w:color w:val="2B2B2B"/>
+          <w:sz w:val="18"/>
+        </w:rPr>
+        <w:t xml:space="preserve">   completo. Agregar un almacen de objetos «porque suena a cloud» descuenta.</w:t>
+      </w:r>
+    </w:p>
+    <w:p>
+      <w:pPr>
+        <w:spacing w:after="0" w:before="0"/>
+        <w:jc w:val="left"/>
+        <w:shd w:val="clear" w:fill="F2F2F3"/>
+      </w:pPr>
+      <w:r>
+        <w:rPr>
+          <w:rFonts w:ascii="Consolas" w:hAnsi="Consolas" w:eastAsia="Consolas"/>
+          <w:b w:val="0"/>
+          <w:color w:val="2B2B2B"/>
+          <w:sz w:val="18"/>
+        </w:rPr>
+        <w:t xml:space="preserve">   Mi dominio no necesita almacenamiento de objetos porque: ___________________________</w:t>
+      </w:r>
+    </w:p>
+    <w:p>
+      <w:pPr>
+        <w:spacing w:after="0" w:before="0"/>
+        <w:jc w:val="left"/>
+        <w:shd w:val="clear" w:fill="F2F2F3"/>
+      </w:pPr>
+      <w:r>
+        <w:rPr>
+          <w:rFonts w:ascii="Consolas" w:hAnsi="Consolas" w:eastAsia="Consolas"/>
+          <w:b w:val="0"/>
+          <w:color w:val="2B2B2B"/>
+          <w:sz w:val="18"/>
+        </w:rPr>
+        <w:t xml:space="preserve">   __________________________________________________________________________________</w:t>
+      </w:r>
+    </w:p>
+    <w:p>
+      <w:pPr>
+        <w:spacing w:after="0" w:before="0"/>
+        <w:jc w:val="left"/>
+        <w:shd w:val="clear" w:fill="F2F2F3"/>
+      </w:pPr>
+      <w:r>
+        <w:rPr>
+          <w:rFonts w:ascii="Consolas" w:hAnsi="Consolas" w:eastAsia="Consolas"/>
+          <w:b w:val="0"/>
+          <w:color w:val="2B2B2B"/>
+          <w:sz w:val="18"/>
+        </w:rPr>
+        <w:t xml:space="preserve"> </w:t>
+      </w:r>
+    </w:p>
+    <w:p>
+      <w:pPr>
+        <w:spacing w:after="0" w:before="0"/>
+        <w:jc w:val="left"/>
+        <w:shd w:val="clear" w:fill="F2F2F3"/>
+      </w:pPr>
+      <w:r>
+        <w:rPr>
+          <w:rFonts w:ascii="Consolas" w:hAnsi="Consolas" w:eastAsia="Consolas"/>
+          <w:b w:val="0"/>
+          <w:color w:val="2B2B2B"/>
+          <w:sz w:val="18"/>
+        </w:rPr>
+        <w:t>B) CORRESPONDENCIA C4 CONTAINERS -&gt; DESPLIEGUE   (pregunta 6 · 5.5 pts)</w:t>
+      </w:r>
+    </w:p>
+    <w:p>
+      <w:pPr>
+        <w:spacing w:after="0" w:before="0"/>
+        <w:jc w:val="left"/>
+        <w:shd w:val="clear" w:fill="F2F2F3"/>
+      </w:pPr>
+      <w:r>
+        <w:rPr>
+          <w:rFonts w:ascii="Consolas" w:hAnsi="Consolas" w:eastAsia="Consolas"/>
+          <w:b w:val="0"/>
+          <w:color w:val="2B2B2B"/>
+          <w:sz w:val="18"/>
+        </w:rPr>
+        <w:t xml:space="preserve">   UNA fila por componente. Se descuenta si falta un componente que SI aparece en</w:t>
+      </w:r>
+    </w:p>
+    <w:p>
+      <w:pPr>
+        <w:spacing w:after="0" w:before="0"/>
+        <w:jc w:val="left"/>
+        <w:shd w:val="clear" w:fill="F2F2F3"/>
+      </w:pPr>
+      <w:r>
+        <w:rPr>
+          <w:rFonts w:ascii="Consolas" w:hAnsi="Consolas" w:eastAsia="Consolas"/>
+          <w:b w:val="0"/>
+          <w:color w:val="2B2B2B"/>
+          <w:sz w:val="18"/>
+        </w:rPr>
+        <w:t xml:space="preserve">   alguno de los dos diagramas, asi que llena esta tabla con los dos abiertos al lado.</w:t>
+      </w:r>
+    </w:p>
+    <w:p>
+      <w:pPr>
+        <w:spacing w:after="0" w:before="0"/>
+        <w:jc w:val="left"/>
+        <w:shd w:val="clear" w:fill="F2F2F3"/>
+      </w:pPr>
+      <w:r>
+        <w:rPr>
+          <w:rFonts w:ascii="Consolas" w:hAnsi="Consolas" w:eastAsia="Consolas"/>
+          <w:b w:val="0"/>
+          <w:color w:val="2B2B2B"/>
+          <w:sz w:val="18"/>
+        </w:rPr>
+        <w:t xml:space="preserve">   La tercera columna solo admite: Publica, Privada o Datos.</w:t>
+      </w:r>
+    </w:p>
+    <w:p>
+      <w:pPr>
+        <w:spacing w:after="0" w:before="0"/>
+        <w:jc w:val="left"/>
+        <w:shd w:val="clear" w:fill="F2F2F3"/>
+      </w:pPr>
+      <w:r>
+        <w:rPr>
+          <w:rFonts w:ascii="Consolas" w:hAnsi="Consolas" w:eastAsia="Consolas"/>
+          <w:b w:val="0"/>
+          <w:color w:val="2B2B2B"/>
+          <w:sz w:val="18"/>
+        </w:rPr>
+        <w:t xml:space="preserve"> </w:t>
+      </w:r>
+    </w:p>
+    <w:p>
+      <w:pPr>
+        <w:spacing w:after="0" w:before="0"/>
+        <w:jc w:val="left"/>
+        <w:shd w:val="clear" w:fill="F2F2F3"/>
+      </w:pPr>
+      <w:r>
+        <w:rPr>
+          <w:rFonts w:ascii="Consolas" w:hAnsi="Consolas" w:eastAsia="Consolas"/>
+          <w:b w:val="0"/>
+          <w:color w:val="2B2B2B"/>
+          <w:sz w:val="18"/>
+        </w:rPr>
+        <w:t xml:space="preserve">   | Componente en el C4 Containers | Componente en el Despliegue | Zona |</w:t>
+      </w:r>
+    </w:p>
+    <w:p>
+      <w:pPr>
+        <w:spacing w:after="0" w:before="0"/>
+        <w:jc w:val="left"/>
+        <w:shd w:val="clear" w:fill="F2F2F3"/>
+      </w:pPr>
+      <w:r>
+        <w:rPr>
+          <w:rFonts w:ascii="Consolas" w:hAnsi="Consolas" w:eastAsia="Consolas"/>
+          <w:b w:val="0"/>
+          <w:color w:val="2B2B2B"/>
+          <w:sz w:val="18"/>
+        </w:rPr>
+        <w:t xml:space="preserve">   |--------------------------------|-----------------------------|------|</w:t>
+      </w:r>
+    </w:p>
+    <w:p>
+      <w:pPr>
+        <w:spacing w:after="0" w:before="0"/>
+        <w:jc w:val="left"/>
+        <w:shd w:val="clear" w:fill="F2F2F3"/>
+      </w:pPr>
+      <w:r>
+        <w:rPr>
+          <w:rFonts w:ascii="Consolas" w:hAnsi="Consolas" w:eastAsia="Consolas"/>
+          <w:b w:val="0"/>
+          <w:color w:val="2B2B2B"/>
+          <w:sz w:val="18"/>
+        </w:rPr>
+        <w:t xml:space="preserve">   |                                |                             |      |</w:t>
+      </w:r>
+    </w:p>
+    <w:p>
+      <w:pPr>
+        <w:spacing w:after="0" w:before="0"/>
+        <w:jc w:val="left"/>
+        <w:shd w:val="clear" w:fill="F2F2F3"/>
+      </w:pPr>
+      <w:r>
+        <w:rPr>
+          <w:rFonts w:ascii="Consolas" w:hAnsi="Consolas" w:eastAsia="Consolas"/>
+          <w:b w:val="0"/>
+          <w:color w:val="2B2B2B"/>
+          <w:sz w:val="18"/>
+        </w:rPr>
+        <w:t xml:space="preserve">   |                                |                             |      |</w:t>
+      </w:r>
+    </w:p>
+    <w:p>
+      <w:pPr>
+        <w:spacing w:after="0" w:before="0"/>
+        <w:jc w:val="left"/>
+        <w:shd w:val="clear" w:fill="F2F2F3"/>
+      </w:pPr>
+      <w:r>
+        <w:rPr>
+          <w:rFonts w:ascii="Consolas" w:hAnsi="Consolas" w:eastAsia="Consolas"/>
+          <w:b w:val="0"/>
+          <w:color w:val="2B2B2B"/>
+          <w:sz w:val="18"/>
+        </w:rPr>
+        <w:t xml:space="preserve">   |                                |                             |      |</w:t>
+      </w:r>
+    </w:p>
+    <w:p>
+      <w:pPr>
+        <w:spacing w:after="0" w:before="0"/>
+        <w:jc w:val="left"/>
+        <w:shd w:val="clear" w:fill="F2F2F3"/>
+      </w:pPr>
+      <w:r>
+        <w:rPr>
+          <w:rFonts w:ascii="Consolas" w:hAnsi="Consolas" w:eastAsia="Consolas"/>
+          <w:b w:val="0"/>
+          <w:color w:val="2B2B2B"/>
+          <w:sz w:val="18"/>
+        </w:rPr>
+        <w:t xml:space="preserve">   |                                |                             |      |</w:t>
+      </w:r>
+    </w:p>
+    <w:p>
+      <w:pPr>
+        <w:spacing w:after="0" w:before="0"/>
+        <w:jc w:val="left"/>
+        <w:shd w:val="clear" w:fill="F2F2F3"/>
+      </w:pPr>
+      <w:r>
+        <w:rPr>
+          <w:rFonts w:ascii="Consolas" w:hAnsi="Consolas" w:eastAsia="Consolas"/>
+          <w:b w:val="0"/>
+          <w:color w:val="2B2B2B"/>
+          <w:sz w:val="18"/>
+        </w:rPr>
+        <w:t xml:space="preserve">   |                                |                             |      |</w:t>
+      </w:r>
+    </w:p>
+    <w:p>
+      <w:pPr>
+        <w:spacing w:after="0" w:before="0"/>
+        <w:jc w:val="left"/>
+        <w:shd w:val="clear" w:fill="F2F2F3"/>
+      </w:pPr>
+      <w:r>
+        <w:rPr>
+          <w:rFonts w:ascii="Consolas" w:hAnsi="Consolas" w:eastAsia="Consolas"/>
+          <w:b w:val="0"/>
+          <w:color w:val="2B2B2B"/>
+          <w:sz w:val="18"/>
+        </w:rPr>
+        <w:t xml:space="preserve"> </w:t>
+      </w:r>
+    </w:p>
+    <w:p>
+      <w:pPr>
+        <w:spacing w:after="0" w:before="0"/>
+        <w:jc w:val="left"/>
+        <w:shd w:val="clear" w:fill="F2F2F3"/>
+      </w:pPr>
+      <w:r>
+        <w:rPr>
+          <w:rFonts w:ascii="Consolas" w:hAnsi="Consolas" w:eastAsia="Consolas"/>
+          <w:b w:val="0"/>
+          <w:color w:val="2B2B2B"/>
+          <w:sz w:val="18"/>
+        </w:rPr>
+        <w:t xml:space="preserve">   Por que los nombres tienen que coincidir (2 pts · en terminos de que son el MISMO</w:t>
+      </w:r>
+    </w:p>
+    <w:p>
+      <w:pPr>
+        <w:spacing w:after="0" w:before="0"/>
+        <w:jc w:val="left"/>
+        <w:shd w:val="clear" w:fill="F2F2F3"/>
+      </w:pPr>
+      <w:r>
+        <w:rPr>
+          <w:rFonts w:ascii="Consolas" w:hAnsi="Consolas" w:eastAsia="Consolas"/>
+          <w:b w:val="0"/>
+          <w:color w:val="2B2B2B"/>
+          <w:sz w:val="18"/>
+        </w:rPr>
+        <w:t xml:space="preserve">   sistema visto desde otro angulo, no dos sistemas):</w:t>
+      </w:r>
+    </w:p>
+    <w:p>
+      <w:pPr>
+        <w:spacing w:after="0" w:before="0"/>
+        <w:jc w:val="left"/>
+        <w:shd w:val="clear" w:fill="F2F2F3"/>
+      </w:pPr>
+      <w:r>
+        <w:rPr>
+          <w:rFonts w:ascii="Consolas" w:hAnsi="Consolas" w:eastAsia="Consolas"/>
+          <w:b w:val="0"/>
+          <w:color w:val="2B2B2B"/>
+          <w:sz w:val="18"/>
+        </w:rPr>
+        <w:t xml:space="preserve">   __________________________________________________________________________________</w:t>
+      </w:r>
+    </w:p>
+    <w:p>
+      <w:pPr>
+        <w:spacing w:after="0" w:before="0"/>
+        <w:jc w:val="left"/>
+        <w:shd w:val="clear" w:fill="F2F2F3"/>
+      </w:pPr>
+      <w:r>
+        <w:rPr>
+          <w:rFonts w:ascii="Consolas" w:hAnsi="Consolas" w:eastAsia="Consolas"/>
+          <w:b w:val="0"/>
+          <w:color w:val="2B2B2B"/>
+          <w:sz w:val="18"/>
+        </w:rPr>
+        <w:t xml:space="preserve">   __________________________________________________________________________________</w:t>
+      </w:r>
+    </w:p>
+    <w:p>
+      <w:pPr>
+        <w:spacing w:after="0" w:before="0"/>
+        <w:jc w:val="left"/>
+        <w:shd w:val="clear" w:fill="F2F2F3"/>
+      </w:pPr>
+      <w:r>
+        <w:rPr>
+          <w:rFonts w:ascii="Consolas" w:hAnsi="Consolas" w:eastAsia="Consolas"/>
+          <w:b w:val="0"/>
+          <w:color w:val="2B2B2B"/>
+          <w:sz w:val="18"/>
+        </w:rPr>
+        <w:t xml:space="preserve"> </w:t>
+      </w:r>
+    </w:p>
+    <w:p>
+      <w:pPr>
+        <w:spacing w:after="0" w:before="0"/>
+        <w:jc w:val="left"/>
+        <w:shd w:val="clear" w:fill="F2F2F3"/>
+      </w:pPr>
+      <w:r>
+        <w:rPr>
+          <w:rFonts w:ascii="Consolas" w:hAnsi="Consolas" w:eastAsia="Consolas"/>
+          <w:b w:val="0"/>
+          <w:color w:val="2B2B2B"/>
+          <w:sz w:val="18"/>
+        </w:rPr>
+        <w:t xml:space="preserve">   Renombres que apliqué (1 pt · si no hubo ninguno, escribelo con esas palabras):</w:t>
+      </w:r>
+    </w:p>
+    <w:p>
+      <w:pPr>
+        <w:spacing w:after="0" w:before="0"/>
+        <w:jc w:val="left"/>
+        <w:shd w:val="clear" w:fill="F2F2F3"/>
+      </w:pPr>
+      <w:r>
+        <w:rPr>
+          <w:rFonts w:ascii="Consolas" w:hAnsi="Consolas" w:eastAsia="Consolas"/>
+          <w:b w:val="0"/>
+          <w:color w:val="2B2B2B"/>
+          <w:sz w:val="18"/>
+        </w:rPr>
+        <w:t xml:space="preserve">   Antes: ______________________  Ahora: ______________________</w:t>
+      </w:r>
+    </w:p>
+    <w:p>
+      <w:pPr>
+        <w:spacing w:after="0" w:before="0"/>
+        <w:jc w:val="left"/>
+        <w:shd w:val="clear" w:fill="F2F2F3"/>
+      </w:pPr>
+      <w:r>
+        <w:rPr>
+          <w:rFonts w:ascii="Consolas" w:hAnsi="Consolas" w:eastAsia="Consolas"/>
+          <w:b w:val="0"/>
+          <w:color w:val="2B2B2B"/>
+          <w:sz w:val="18"/>
+        </w:rPr>
+        <w:t xml:space="preserve">   Antes: ______________________  Ahora: ______________________</w:t>
+      </w:r>
+    </w:p>
+    <w:p>
+      <w:pPr>
+        <w:spacing w:after="0" w:before="0"/>
+        <w:jc w:val="left"/>
+        <w:shd w:val="clear" w:fill="F2F2F3"/>
+      </w:pPr>
+      <w:r>
+        <w:rPr>
+          <w:rFonts w:ascii="Consolas" w:hAnsi="Consolas" w:eastAsia="Consolas"/>
+          <w:b w:val="0"/>
+          <w:color w:val="2B2B2B"/>
+          <w:sz w:val="18"/>
+        </w:rPr>
+        <w:t xml:space="preserve">   Diagrama que actualicé para que queden iguales: ___________________________________</w:t>
+      </w:r>
+    </w:p>
+    <w:p>
+      <w:pPr>
+        <w:spacing w:after="0" w:before="0"/>
+        <w:jc w:val="left"/>
+        <w:shd w:val="clear" w:fill="F2F2F3"/>
+      </w:pPr>
+      <w:r>
+        <w:rPr>
+          <w:rFonts w:ascii="Consolas" w:hAnsi="Consolas" w:eastAsia="Consolas"/>
+          <w:b w:val="0"/>
+          <w:color w:val="2B2B2B"/>
+          <w:sz w:val="18"/>
+        </w:rPr>
+        <w:t xml:space="preserve"> </w:t>
+      </w:r>
+    </w:p>
+    <w:p>
+      <w:pPr>
+        <w:spacing w:after="0" w:before="0"/>
+        <w:jc w:val="left"/>
+        <w:shd w:val="clear" w:fill="F2F2F3"/>
+      </w:pPr>
+      <w:r>
+        <w:rPr>
+          <w:rFonts w:ascii="Consolas" w:hAnsi="Consolas" w:eastAsia="Consolas"/>
+          <w:b w:val="0"/>
+          <w:color w:val="2B2B2B"/>
+          <w:sz w:val="18"/>
+        </w:rPr>
+        <w:t>C) VERIFICACION ANTES DE ENVIAR   (no da puntos; los quita si falla)</w:t>
+      </w:r>
+    </w:p>
+    <w:p>
+      <w:pPr>
+        <w:spacing w:after="0" w:before="0"/>
+        <w:jc w:val="left"/>
+        <w:shd w:val="clear" w:fill="F2F2F3"/>
+      </w:pPr>
+      <w:r>
+        <w:rPr>
+          <w:rFonts w:ascii="Consolas" w:hAnsi="Consolas" w:eastAsia="Consolas"/>
+          <w:b w:val="0"/>
+          <w:color w:val="2B2B2B"/>
+          <w:sz w:val="18"/>
+        </w:rPr>
+        <w:t xml:space="preserve">   [ ] Mi diagrama de la pregunta 4 RENDERIZO sin error dentro de ExamLab (2 pts).</w:t>
+      </w:r>
+    </w:p>
+    <w:p>
+      <w:pPr>
+        <w:spacing w:after="0" w:before="0"/>
+        <w:jc w:val="left"/>
+        <w:shd w:val="clear" w:fill="F2F2F3"/>
+      </w:pPr>
+      <w:r>
+        <w:rPr>
+          <w:rFonts w:ascii="Consolas" w:hAnsi="Consolas" w:eastAsia="Consolas"/>
+          <w:b w:val="0"/>
+          <w:color w:val="2B2B2B"/>
+          <w:sz w:val="18"/>
+        </w:rPr>
+        <w:t xml:space="preserve">   [ ] Las TRES zonas estan rotuladas: publica, privada y de datos.</w:t>
+      </w:r>
+    </w:p>
+    <w:p>
+      <w:pPr>
+        <w:spacing w:after="0" w:before="0"/>
+        <w:jc w:val="left"/>
+        <w:shd w:val="clear" w:fill="F2F2F3"/>
+      </w:pPr>
+      <w:r>
+        <w:rPr>
+          <w:rFonts w:ascii="Consolas" w:hAnsi="Consolas" w:eastAsia="Consolas"/>
+          <w:b w:val="0"/>
+          <w:color w:val="2B2B2B"/>
+          <w:sz w:val="18"/>
+        </w:rPr>
+        <w:t xml:space="preserve">   [ ] La base de datos NO esta en la zona publica. Si lo esta, pierdo 4 pts completos.</w:t>
+      </w:r>
+    </w:p>
+    <w:p>
+      <w:pPr>
+        <w:spacing w:after="0" w:before="0"/>
+        <w:jc w:val="left"/>
+        <w:shd w:val="clear" w:fill="F2F2F3"/>
+      </w:pPr>
+      <w:r>
+        <w:rPr>
+          <w:rFonts w:ascii="Consolas" w:hAnsi="Consolas" w:eastAsia="Consolas"/>
+          <w:b w:val="0"/>
+          <w:color w:val="2B2B2B"/>
+          <w:sz w:val="18"/>
+        </w:rPr>
+        <w:t xml:space="preserve">   [ ] Cada componente lleva su puerto.</w:t>
+      </w:r>
+    </w:p>
+    <w:p>
+      <w:pPr>
+        <w:spacing w:after="0" w:before="0"/>
+        <w:jc w:val="left"/>
+        <w:shd w:val="clear" w:fill="F2F2F3"/>
+      </w:pPr>
+      <w:r>
+        <w:rPr>
+          <w:rFonts w:ascii="Consolas" w:hAnsi="Consolas" w:eastAsia="Consolas"/>
+          <w:b w:val="0"/>
+          <w:color w:val="2B2B2B"/>
+          <w:sz w:val="18"/>
+        </w:rPr>
+        <w:t xml:space="preserve">   [ ] Marque la frontera de confianza: la flecha donde termina lo que yo controlo.</w:t>
+      </w:r>
+    </w:p>
+    <w:p>
+      <w:pPr>
+        <w:spacing w:after="0" w:before="0"/>
+        <w:jc w:val="left"/>
+        <w:shd w:val="clear" w:fill="F2F2F3"/>
+      </w:pPr>
+      <w:r>
+        <w:rPr>
+          <w:rFonts w:ascii="Consolas" w:hAnsi="Consolas" w:eastAsia="Consolas"/>
+          <w:b w:val="0"/>
+          <w:color w:val="2B2B2B"/>
+          <w:sz w:val="18"/>
+        </w:rPr>
+        <w:t xml:space="preserve">   [ ] No aparece ningun nombre de subred, de zona de disponibilidad ni de servicio de</w:t>
+      </w:r>
+    </w:p>
+    <w:p>
+      <w:pPr>
+        <w:spacing w:after="0" w:before="0"/>
+        <w:jc w:val="left"/>
+        <w:shd w:val="clear" w:fill="F2F2F3"/>
+      </w:pPr>
+      <w:r>
+        <w:rPr>
+          <w:rFonts w:ascii="Consolas" w:hAnsi="Consolas" w:eastAsia="Consolas"/>
+          <w:b w:val="0"/>
+          <w:color w:val="2B2B2B"/>
+          <w:sz w:val="18"/>
+        </w:rPr>
+        <w:t xml:space="preserve">       un proveedor concreto (nada de VPC, ni de nombres de marca).</w:t>
+      </w:r>
+    </w:p>
+    <w:p>
+      <w:pPr>
+        <w:spacing w:after="0" w:before="0"/>
+        <w:jc w:val="left"/>
+        <w:shd w:val="clear" w:fill="F2F2F3"/>
+      </w:pPr>
+      <w:r>
+        <w:rPr>
+          <w:rFonts w:ascii="Consolas" w:hAnsi="Consolas" w:eastAsia="Consolas"/>
+          <w:b w:val="0"/>
+          <w:color w:val="2B2B2B"/>
+          <w:sz w:val="18"/>
+        </w:rPr>
+        <w:t xml:space="preserve">   [ ] Los nombres de las cajas son los MISMOS del C4 Containers del Corte 1.</w:t>
+      </w:r>
+    </w:p>
+    <w:p>
+      <w:pPr>
+        <w:spacing w:after="0" w:before="0"/>
+        <w:jc w:val="left"/>
+      </w:pPr>
+      <w:r>
+        <w:rPr>
+          <w:rFonts w:ascii="Calibri" w:hAnsi="Calibri" w:eastAsia="Calibri"/>
+          <w:b w:val="0"/>
+          <w:color w:val="2B2B2B"/>
+          <w:sz w:val="12"/>
+        </w:rPr>
+        <w:t xml:space="preserve"> </w:t>
+      </w:r>
+    </w:p>
+    <w:p>
+      <w:pPr>
+        <w:spacing w:after="120" w:before="240"/>
+        <w:jc w:val="left"/>
+      </w:pPr>
+      <w:r>
+        <w:rPr>
+          <w:rFonts w:ascii="Calibri" w:hAnsi="Calibri" w:eastAsia="Calibri"/>
+          <w:b/>
+          <w:color w:val="095292"/>
+          <w:sz w:val="24"/>
+        </w:rPr>
+        <w:t>8. Criterio de éxito</w:t>
       </w:r>
     </w:p>
     <w:p>
@@ -417,7 +1329,7 @@
           <w:color w:val="095292"/>
           <w:sz w:val="24"/>
         </w:rPr>
-        <w:t>8. Pistas (checklist vacío — sin solución)</w:t>
+        <w:t>9. Pistas (checklist vacío — sin solución)</w:t>
       </w:r>
     </w:p>
     <w:p>
@@ -432,7 +1344,7 @@
           <w:color w:val="2B2B2B"/>
           <w:sz w:val="22"/>
         </w:rPr>
-        <w:t>☐ ¿La BD está en zona de datos/privada?</w:t>
+        <w:t>☐ P4 · ¿Están las TRES zonas rotuladas: pública, privada y de datos?</w:t>
       </w:r>
     </w:p>
     <w:p>
@@ -447,7 +1359,7 @@
           <w:color w:val="2B2B2B"/>
           <w:sz w:val="22"/>
         </w:rPr>
-        <w:t>☐ ¿Mismos nombres que el C4?</w:t>
+        <w:t>☐ P4 · ¿La base de datos quedó en la zona de datos y no en la pública?</w:t>
       </w:r>
     </w:p>
     <w:p>
@@ -462,7 +1374,127 @@
           <w:color w:val="2B2B2B"/>
           <w:sz w:val="22"/>
         </w:rPr>
-        <w:t>☐ ¿Object storage solo si el dominio lo necesita?</w:t>
+        <w:t>☐ P4 · ¿Cada componente lleva su puerto?</w:t>
+      </w:r>
+    </w:p>
+    <w:p>
+      <w:pPr>
+        <w:pStyle w:val="ListBullet"/>
+        <w:spacing w:after="40"/>
+      </w:pPr>
+      <w:r>
+        <w:rPr>
+          <w:rFonts w:ascii="Calibri" w:hAnsi="Calibri" w:eastAsia="Calibri"/>
+          <w:b w:val="0"/>
+          <w:color w:val="2B2B2B"/>
+          <w:sz w:val="22"/>
+        </w:rPr>
+        <w:t>☐ P4 · ¿Marcaste la frontera de confianza (la flecha hacia lo que no controlas)?</w:t>
+      </w:r>
+    </w:p>
+    <w:p>
+      <w:pPr>
+        <w:pStyle w:val="ListBullet"/>
+        <w:spacing w:after="40"/>
+      </w:pPr>
+      <w:r>
+        <w:rPr>
+          <w:rFonts w:ascii="Calibri" w:hAnsi="Calibri" w:eastAsia="Calibri"/>
+          <w:b w:val="0"/>
+          <w:color w:val="2B2B2B"/>
+          <w:sz w:val="22"/>
+        </w:rPr>
+        <w:t>☐ P4 · ¿Pegaste el Mermaid y lo VISTE renderizado antes de enviar?</w:t>
+      </w:r>
+    </w:p>
+    <w:p>
+      <w:pPr>
+        <w:pStyle w:val="ListBullet"/>
+        <w:spacing w:after="40"/>
+      </w:pPr>
+      <w:r>
+        <w:rPr>
+          <w:rFonts w:ascii="Calibri" w:hAnsi="Calibri" w:eastAsia="Calibri"/>
+          <w:b w:val="0"/>
+          <w:color w:val="2B2B2B"/>
+          <w:sz w:val="22"/>
+        </w:rPr>
+        <w:t>☐ P4 · ¿Quitaste todo nombre de subred o de servicio de un proveedor concreto?</w:t>
+      </w:r>
+    </w:p>
+    <w:p>
+      <w:pPr>
+        <w:pStyle w:val="ListBullet"/>
+        <w:spacing w:after="40"/>
+      </w:pPr>
+      <w:r>
+        <w:rPr>
+          <w:rFonts w:ascii="Calibri" w:hAnsi="Calibri" w:eastAsia="Calibri"/>
+          <w:b w:val="0"/>
+          <w:color w:val="2B2B2B"/>
+          <w:sz w:val="22"/>
+        </w:rPr>
+        <w:t>☐ P5 · ¿Cada fila usa una de las tres palabras: Relacional, Bloque u Objeto?</w:t>
+      </w:r>
+    </w:p>
+    <w:p>
+      <w:pPr>
+        <w:pStyle w:val="ListBullet"/>
+        <w:spacing w:after="40"/>
+      </w:pPr>
+      <w:r>
+        <w:rPr>
+          <w:rFonts w:ascii="Calibri" w:hAnsi="Calibri" w:eastAsia="Calibri"/>
+          <w:b w:val="0"/>
+          <w:color w:val="2B2B2B"/>
+          <w:sz w:val="22"/>
+        </w:rPr>
+        <w:t>☐ P5 · ¿Cada justificación nombra la característica del dato, no una preferencia?</w:t>
+      </w:r>
+    </w:p>
+    <w:p>
+      <w:pPr>
+        <w:pStyle w:val="ListBullet"/>
+        <w:spacing w:after="40"/>
+      </w:pPr>
+      <w:r>
+        <w:rPr>
+          <w:rFonts w:ascii="Calibri" w:hAnsi="Calibri" w:eastAsia="Calibri"/>
+          <w:b w:val="0"/>
+          <w:color w:val="2B2B2B"/>
+          <w:sz w:val="22"/>
+        </w:rPr>
+        <w:t>☐ P5 · Si no manejas archivos, ¿declaraste que no necesitas objeto?</w:t>
+      </w:r>
+    </w:p>
+    <w:p>
+      <w:pPr>
+        <w:pStyle w:val="ListBullet"/>
+        <w:spacing w:after="40"/>
+      </w:pPr>
+      <w:r>
+        <w:rPr>
+          <w:rFonts w:ascii="Calibri" w:hAnsi="Calibri" w:eastAsia="Calibri"/>
+          <w:b w:val="0"/>
+          <w:color w:val="2B2B2B"/>
+          <w:sz w:val="22"/>
+        </w:rPr>
+        <w:t>☐ P6 · ¿Hay una fila por cada componente de los DOS diagramas, con su zona?</w:t>
+      </w:r>
+    </w:p>
+    <w:p>
+      <w:pPr>
+        <w:pStyle w:val="ListBullet"/>
+        <w:spacing w:after="40"/>
+      </w:pPr>
+      <w:r>
+        <w:rPr>
+          <w:rFonts w:ascii="Calibri" w:hAnsi="Calibri" w:eastAsia="Calibri"/>
+          <w:b w:val="0"/>
+          <w:color w:val="2B2B2B"/>
+          <w:sz w:val="22"/>
+        </w:rPr>
+        <w:t>☐ P6 · ¿Listaste los renombres, o dijiste explícitamente que no hubo ninguno?</w:t>
       </w:r>
     </w:p>
     <w:p>
@@ -477,7 +1509,7 @@
           <w:color w:val="095292"/>
           <w:sz w:val="24"/>
         </w:rPr>
-        <w:t>9. Entrega</w:t>
+        <w:t>10. Entrega</w:t>
       </w:r>
     </w:p>
     <w:p>
@@ -492,7 +1524,7 @@
           <w:color w:val="2B2B2B"/>
           <w:sz w:val="22"/>
         </w:rPr>
-        <w:t>Entrega en ExamLab (https://uniaj.examlab.workers.dev/ · módulo Talleres) · domingo 23:59 (regla del Acuerdo). Modalidad de trabajo: individual por defecto; el docente puede autorizar equipos de 2 o 3 y en ese caso el artefacto puede ser compartido, pero el envío en ExamLab es siempre individual (responde con tus propias palabras).</w:t>
+        <w:t>Entrega en ExamLab (https://uniaj.examlab.workers.dev/ · módulo Talleres). Las preguntas de hoy son parte de UNA sola actividad, compartida con las Clases 6, 8 y 10: se guarda el avance de hoy y la actividad se entrega completa el domingo 23:59 de la semana de la Clase 10. No hay entrega este domingo. Modalidad de trabajo: individual por defecto; el docente puede autorizar equipos de 2 o 3 y en ese caso el artefacto puede ser compartido, pero el envío en ExamLab es siempre individual (responde con tus propias palabras).</w:t>
       </w:r>
     </w:p>
     <w:p>
@@ -507,7 +1539,7 @@
           <w:color w:val="095292"/>
           <w:sz w:val="24"/>
         </w:rPr>
-        <w:t>10. Qué vas a resolver en ExamLab</w:t>
+        <w:t>11. Qué vas a resolver en ExamLab</w:t>
       </w:r>
     </w:p>
     <w:p>
@@ -537,7 +1569,7 @@
           <w:color w:val="2B2B2B"/>
           <w:sz w:val="22"/>
         </w:rPr>
-        <w:t>El taller se resuelve y se entrega en ExamLab (https://uniaj.examlab.workers.dev/), en el modulo Talleres. Son 3 preguntas y suman 24 puntos. Lo que sigue es lo que vas a encontrar en cada una, para que sepas de antemano en que forma se responde:</w:t>
+        <w:t>El taller se resuelve y se entrega en ExamLab (https://uniaj.examlab.workers.dev/), en el modulo Talleres. Son 3 preguntas y suman 25 puntos. Lo que sigue es lo que vas a encontrar en cada una, para que sepas de antemano en que forma se responde:</w:t>
       </w:r>
     </w:p>
     <w:p>
